--- a/prologo.docx
+++ b/prologo.docx
@@ -14,21 +14,6 @@
           <w:b/>
           <w:bCs/>
         </w:rPr>
-        <w:t>PRÓLOGO</w:t>
-      </w:r>
-    </w:p>
-    <w:p>
-      <w:pPr>
-        <w:rPr>
-          <w:b/>
-          <w:bCs/>
-        </w:rPr>
-      </w:pPr>
-      <w:r>
-        <w:rPr>
-          <w:b/>
-          <w:bCs/>
-        </w:rPr>
         <w:t>O Abraço que Adão Não Deu</w:t>
       </w:r>
     </w:p>
@@ -93,15 +78,12 @@
     </w:p>
     <w:p>
       <w:r>
-        <w:t xml:space="preserve">Passei muitos anos da minha vida dentro da religião sem nunca perceber que estava fazendo exatamente o que Adão fez. Não estava fugindo de Deus literalmente, claro. Estava na igreja toda semana. Lia a Bíblia. Orava. Servia. Me doava. Fazia tudo o que me ensinaram que um bom cristão deveria fazer. Mas havia algo que ninguém nunca me disse e que eu só fui entender muito mais </w:t>
-      </w:r>
+        <w:t>Passei muitos anos da minha vida dentro da religião sem nunca perceber que estava fazendo exatamente o que Adão fez. Não estava fugindo de Deus literalmente, claro. Estava na igreja toda semana. Lia a Bíblia. Orava. Servia. Me doava. Fazia tudo o que me ensinaram que um bom cristão deveria fazer. Mas havia algo que ninguém nunca me disse e que eu só fui entender muito mais tarde, que toda aquela atividade religiosa podia ser, por dentro, uma forma sofisticada de continuar escondido.</w:t>
+      </w:r>
+    </w:p>
+    <w:p>
       <w:r>
         <w:lastRenderedPageBreak/>
-        <w:t>tarde, que toda aquela atividade religiosa podia ser, por dentro, uma forma sofisticada de continuar escondido.</w:t>
-      </w:r>
-    </w:p>
-    <w:p>
-      <w:r>
         <w:t>O problema nunca estava nas mãos. Estava nos olhos.</w:t>
       </w:r>
     </w:p>
@@ -158,8 +140,11 @@
     </w:p>
     <w:p>
       <w:r>
+        <w:t xml:space="preserve">Existe uma cena que me perseguiu desde que a li pela primeira vez com olhos realmente abertos. Um homem pregado numa cruz, ao lado de Jesus. Sem tempo para fazer as pazes com alguém que havia magoado. Sem possibilidade </w:t>
+      </w:r>
+      <w:r>
         <w:lastRenderedPageBreak/>
-        <w:t>Existe uma cena que me perseguiu desde que a li pela primeira vez com olhos realmente abertos. Um homem pregado numa cruz, ao lado de Jesus. Sem tempo para fazer as pazes com alguém que havia magoado. Sem possibilidade de restituir o que havia roubado. Sem capacidade de frequentar qualquer rito de purificação. Sem nada, exceto a sua voz e a sua vontade, nos últimos minutos que tinha.</w:t>
+        <w:t>de restituir o que havia roubado. Sem capacidade de frequentar qualquer rito de purificação. Sem nada, exceto a sua voz e a sua vontade, nos últimos minutos que tinha.</w:t>
       </w:r>
     </w:p>
     <w:p>
@@ -236,16 +221,19 @@
     </w:p>
     <w:p>
       <w:r>
+        <w:t xml:space="preserve">Deus fez todo o trabalho pesado. Ele suportou a traição do Éden sem abandonar a busca. Ele caminhou entre nós na pessoa de Jesus para desfazer, de uma vez por todas, a imagem do Deus cobrador que a suspeita da serpente plantou. Ele </w:t>
+      </w:r>
+      <w:proofErr w:type="gramStart"/>
+      <w:r>
+        <w:t>abriu mão do</w:t>
+      </w:r>
+      <w:proofErr w:type="gramEnd"/>
+      <w:r>
+        <w:t xml:space="preserve"> pagamento na Cruz para que as suas mãos ficassem livres. Ele </w:t>
+      </w:r>
+      <w:r>
         <w:lastRenderedPageBreak/>
-        <w:t xml:space="preserve">Deus fez todo o trabalho pesado. Ele suportou a traição do Éden sem abandonar a busca. Ele caminhou entre nós na pessoa de Jesus para desfazer, de uma vez por todas, a imagem do Deus cobrador que a suspeita da serpente plantou. Ele </w:t>
-      </w:r>
-      <w:proofErr w:type="gramStart"/>
-      <w:r>
-        <w:t>abriu mão do</w:t>
-      </w:r>
-      <w:proofErr w:type="gramEnd"/>
-      <w:r>
-        <w:t xml:space="preserve"> pagamento na Cruz para que as suas mãos ficassem livres. Ele instalou o Espírito Santo dentro de você como Anfitrião de um jardim replantado no seu interior.</w:t>
+        <w:t>instalou o Espírito Santo dentro de você como Anfitrião de um jardim replantado no seu interior.</w:t>
       </w:r>
     </w:p>
     <w:p>
@@ -892,6 +880,7 @@
   <w:style w:type="character" w:default="1" w:styleId="Fontepargpadro">
     <w:name w:val="Default Paragraph Font"/>
     <w:uiPriority w:val="1"/>
+    <w:semiHidden/>
     <w:unhideWhenUsed/>
   </w:style>
   <w:style w:type="table" w:default="1" w:styleId="Tabelanormal">
